--- a/Cover_Letters/Shinoy_Santen_EMEA_QA_Digital_Experience_Intern_Cover_Letter.docx
+++ b/Cover_Letters/Shinoy_Santen_EMEA_QA_Digital_Experience_Intern_Cover_Letter.docx
@@ -14,7 +14,7 @@
     </w:p>
     <w:p>
       <w:r>
-        <w:t>October 07, 2026</w:t>
+        <w:t>October 10, 2026</w:t>
       </w:r>
     </w:p>
     <w:p>
@@ -35,7 +35,12 @@
     </w:p>
     <w:p>
       <w:r>
-        <w:t>Your EMEA QA intern role caught my attention because it combines digital workplace collaboration, process improvement, and quality culture. Throughout my background in quality assurance and system engineering, I have focused on improving documentation, supporting team workflows, and collaborating across departments to ensure smooth operations. I have also used tools like Gemini Code Assist to streamline technical tasks, which aligns with your interest in digital workplace innovation.</w:t>
+        <w:t>Your EMEA QA Digital Experience internship caught my attention because it blends quality assurance, digital communication platforms like SharePoint, and process improvements. Throughout my career in quality engineering, I have focused heavily on clear requirement analysis, documentation, and making sure digital tools run smoothly. I previously documented over 15 standard operating procedures to improve team efficiency and worked extensively with cross-functional stakeholders.</w:t>
+      </w:r>
+    </w:p>
+    <w:p>
+      <w:r>
+        <w:t>I also have experience using AI tools like Gemini Code Assist to streamline technical tasks, which aligns well with your interest in AI-enabled workplace solutions. I would welcome the opportunity to bring my background in process optimization and quality assurance to support your digital communication environment.</w:t>
       </w:r>
     </w:p>
     <w:p>

--- a/Cover_Letters/Shinoy_Santen_EMEA_QA_Digital_Experience_Intern_Cover_Letter.docx
+++ b/Cover_Letters/Shinoy_Santen_EMEA_QA_Digital_Experience_Intern_Cover_Letter.docx
@@ -14,7 +14,7 @@
     </w:p>
     <w:p>
       <w:r>
-        <w:t>October 10, 2026</w:t>
+        <w:t>October 12, 2026</w:t>
       </w:r>
     </w:p>
     <w:p>
@@ -35,12 +35,7 @@
     </w:p>
     <w:p>
       <w:r>
-        <w:t>Your EMEA QA Digital Experience internship caught my attention because it blends quality assurance, digital communication platforms like SharePoint, and process improvements. Throughout my career in quality engineering, I have focused heavily on clear requirement analysis, documentation, and making sure digital tools run smoothly. I previously documented over 15 standard operating procedures to improve team efficiency and worked extensively with cross-functional stakeholders.</w:t>
-      </w:r>
-    </w:p>
-    <w:p>
-      <w:r>
-        <w:t>I also have experience using AI tools like Gemini Code Assist to streamline technical tasks, which aligns well with your interest in AI-enabled workplace solutions. I would welcome the opportunity to bring my background in process optimization and quality assurance to support your digital communication environment.</w:t>
+        <w:t>Your EMEA QA team's focus on improving digital communication environments, SharePoint platforms, and user experience really caught my attention. In my previous work, I have spent a lot of time writing clear standard operating procedures, organizing team documentation, and using tools like Gemini Code Assist to streamline how technical information is handled. I am eager to bring this background in process optimization and stakeholder collaboration to support your digital quality management solutions.</w:t>
       </w:r>
     </w:p>
     <w:p>
